--- a/docs/templates/samples/piesa-mapping/case-3-electrician-at-start.docx
+++ b/docs/templates/samples/piesa-mapping/case-3-electrician-at-start.docx
@@ -552,6 +552,7 @@
                   <w:checkBox>
                     <w:sizeAuto/>
                     <w:default w:val="0"/>
+                    <w:checked w:val="0"/>
                   </w:checkBox>
                 </w:ffData>
               </w:fldChar>
@@ -582,7 +583,8 @@
                   <w:calcOnExit w:val="0"/>
                   <w:checkBox>
                     <w:sizeAuto/>
-                    <w:default w:val="0"/>
+                    <w:default w:val="1"/>
+                    <w:checked w:val="1"/>
                   </w:checkBox>
                 </w:ffData>
               </w:fldChar>
@@ -750,13 +752,6 @@
               <w:spacing w:after="100"/>
             </w:pPr>
             <w:r>
-              <w:r>
-                <w:rPr>
-                  <w:rFonts w:ascii="Wingdings" w:hAnsi="Wingdings"/>
-                  <w:noProof/>
-                </w:rPr>
-                <w:t>þ</w:t>
-              </w:r>
               <w:fldChar w:fldCharType="begin">
                 <w:ffData>
                   <w:name w:val="Check1"/>
@@ -765,6 +760,7 @@
                   <w:checkBox>
                     <w:sizeAuto/>
                     <w:default w:val="1"/>
+                    <w:checked w:val="1"/>
                   </w:checkBox>
                 </w:ffData>
               </w:fldChar>
@@ -794,6 +790,7 @@
                   <w:checkBox>
                     <w:sizeAuto/>
                     <w:default w:val="0"/>
+                    <w:checked w:val="0"/>
                   </w:checkBox>
                 </w:ffData>
               </w:fldChar>
@@ -902,20 +899,36 @@
           <w:p/>
           <w:p>
             <w:r>
-              <w:r>
-                <w:rPr>
-                  <w:rFonts w:ascii="Wingdings" w:hAnsi="Wingdings"/>
-                  <w:noProof/>
-                </w:rPr>
-                <w:t>þ</w:t>
-              </w:r>
-              <w:r>
-                <w:rPr>
-                  <w:rFonts w:ascii="Wingdings" w:hAnsi="Wingdings"/>
-                  <w:noProof/>
-                </w:rPr>
-                <w:t>þ</w:t>
-              </w:r>
+              <w:fldChar w:fldCharType="begin">
+                <w:ffData>
+                  <w:name w:val="Check1"/>
+                  <w:enabled/>
+                  <w:calcOnExit w:val="0"/>
+                  <w:checkBox>
+                    <w:sizeAuto/>
+                    <w:default w:val="1"/>
+                    <w:checked w:val="1"/>
+                  </w:checkBox>
+                </w:ffData>
+              </w:fldChar>
+            </w:r>
+            <w:r>
+              <w:instrText xml:space="preserve"> FORMCHECKBOX </w:instrText>
+            </w:r>
+            <w:r>
+              <w:fldChar w:fldCharType="separate"/>
+            </w:r>
+            <w:r>
+              <w:fldChar w:fldCharType="end"/>
+            </w:r>
+            <w:r>
+              <w:t xml:space="preserve"> Yes</w:t>
+            </w:r>
+            <w:r>
+              <w:tab/>
+              <w:t xml:space="preserve"> </w:t>
+            </w:r>
+            <w:r>
               <w:fldChar w:fldCharType="begin">
                 <w:ffData>
                   <w:name w:val="Check1"/>
@@ -924,6 +937,38 @@
                   <w:checkBox>
                     <w:sizeAuto/>
                     <w:default w:val="0"/>
+                    <w:checked w:val="0"/>
+                  </w:checkBox>
+                </w:ffData>
+              </w:fldChar>
+            </w:r>
+            <w:r>
+              <w:instrText xml:space="preserve"> FORMCHECKBOX </w:instrText>
+            </w:r>
+            <w:r>
+              <w:fldChar w:fldCharType="separate"/>
+            </w:r>
+            <w:r>
+              <w:fldChar w:fldCharType="end"/>
+            </w:r>
+            <w:r>
+              <w:t xml:space="preserve"> </w:t>
+            </w:r>
+            <w:r>
+              <w:t>No</w:t>
+            </w:r>
+          </w:p>
+          <w:p>
+            <w:r>
+              <w:fldChar w:fldCharType="begin">
+                <w:ffData>
+                  <w:name w:val="Check1"/>
+                  <w:enabled/>
+                  <w:calcOnExit w:val="0"/>
+                  <w:checkBox>
+                    <w:sizeAuto/>
+                    <w:default w:val="1"/>
+                    <w:checked w:val="1"/>
                   </w:checkBox>
                 </w:ffData>
               </w:fldChar>
@@ -953,6 +998,7 @@
                   <w:checkBox>
                     <w:sizeAuto/>
                     <w:default w:val="0"/>
+                    <w:checked w:val="0"/>
                   </w:checkBox>
                 </w:ffData>
               </w:fldChar>
@@ -973,6 +1019,7 @@
               <w:t>No</w:t>
             </w:r>
           </w:p>
+          <w:p/>
           <w:p>
             <w:r>
               <w:fldChar w:fldCharType="begin">
@@ -983,6 +1030,7 @@
                   <w:checkBox>
                     <w:sizeAuto/>
                     <w:default w:val="0"/>
+                    <w:checked w:val="0"/>
                   </w:checkBox>
                 </w:ffData>
               </w:fldChar>
@@ -1011,67 +1059,8 @@
                   <w:calcOnExit w:val="0"/>
                   <w:checkBox>
                     <w:sizeAuto/>
-                    <w:default w:val="0"/>
-                  </w:checkBox>
-                </w:ffData>
-              </w:fldChar>
-            </w:r>
-            <w:r>
-              <w:instrText xml:space="preserve"> FORMCHECKBOX </w:instrText>
-            </w:r>
-            <w:r>
-              <w:fldChar w:fldCharType="separate"/>
-            </w:r>
-            <w:r>
-              <w:fldChar w:fldCharType="end"/>
-            </w:r>
-            <w:r>
-              <w:t xml:space="preserve"> </w:t>
-            </w:r>
-            <w:r>
-              <w:t>No</w:t>
-            </w:r>
-          </w:p>
-          <w:p/>
-          <w:p>
-            <w:r>
-              <w:fldChar w:fldCharType="begin">
-                <w:ffData>
-                  <w:name w:val="Check1"/>
-                  <w:enabled/>
-                  <w:calcOnExit w:val="0"/>
-                  <w:checkBox>
-                    <w:sizeAuto/>
-                    <w:default w:val="0"/>
-                  </w:checkBox>
-                </w:ffData>
-              </w:fldChar>
-            </w:r>
-            <w:r>
-              <w:instrText xml:space="preserve"> FORMCHECKBOX </w:instrText>
-            </w:r>
-            <w:r>
-              <w:fldChar w:fldCharType="separate"/>
-            </w:r>
-            <w:r>
-              <w:fldChar w:fldCharType="end"/>
-            </w:r>
-            <w:r>
-              <w:t xml:space="preserve"> Yes</w:t>
-            </w:r>
-            <w:r>
-              <w:tab/>
-              <w:t xml:space="preserve"> </w:t>
-            </w:r>
-            <w:r>
-              <w:fldChar w:fldCharType="begin">
-                <w:ffData>
-                  <w:name w:val="Check1"/>
-                  <w:enabled/>
-                  <w:calcOnExit w:val="0"/>
-                  <w:checkBox>
-                    <w:sizeAuto/>
-                    <w:default w:val="0"/>
+                    <w:default w:val="1"/>
+                    <w:checked w:val="1"/>
                   </w:checkBox>
                 </w:ffData>
               </w:fldChar>
@@ -1117,13 +1106,6 @@
           </w:tcPr>
           <w:p>
             <w:r>
-              <w:r>
-                <w:rPr>
-                  <w:rFonts w:ascii="Wingdings" w:hAnsi="Wingdings"/>
-                  <w:noProof/>
-                </w:rPr>
-                <w:t>þ</w:t>
-              </w:r>
               <w:fldChar w:fldCharType="begin">
                 <w:ffData>
                   <w:name w:val="Check1"/>
@@ -1132,6 +1114,7 @@
                   <w:checkBox>
                     <w:sizeAuto/>
                     <w:default w:val="1"/>
+                    <w:checked w:val="1"/>
                   </w:checkBox>
                 </w:ffData>
               </w:fldChar>
@@ -1161,6 +1144,7 @@
                   <w:checkBox>
                     <w:sizeAuto/>
                     <w:default w:val="0"/>
+                    <w:checked w:val="0"/>
                   </w:checkBox>
                 </w:ffData>
               </w:fldChar>
@@ -1206,13 +1190,6 @@
           </w:tcPr>
           <w:p>
             <w:r>
-              <w:r>
-                <w:rPr>
-                  <w:rFonts w:ascii="Wingdings" w:hAnsi="Wingdings"/>
-                  <w:noProof/>
-                </w:rPr>
-                <w:t>þ</w:t>
-              </w:r>
               <w:fldChar w:fldCharType="begin">
                 <w:ffData>
                   <w:name w:val="Check1"/>
@@ -1221,6 +1198,7 @@
                   <w:checkBox>
                     <w:sizeAuto/>
                     <w:default w:val="1"/>
+                    <w:checked w:val="1"/>
                   </w:checkBox>
                 </w:ffData>
               </w:fldChar>
@@ -1250,6 +1228,7 @@
                   <w:checkBox>
                     <w:sizeAuto/>
                     <w:default w:val="0"/>
+                    <w:checked w:val="0"/>
                   </w:checkBox>
                 </w:ffData>
               </w:fldChar>
@@ -1296,13 +1275,6 @@
           </w:tcPr>
           <w:p>
             <w:r>
-              <w:r>
-                <w:rPr>
-                  <w:rFonts w:ascii="Wingdings" w:hAnsi="Wingdings"/>
-                  <w:noProof/>
-                </w:rPr>
-                <w:t>þ</w:t>
-              </w:r>
               <w:fldChar w:fldCharType="begin">
                 <w:ffData>
                   <w:name w:val="Check1"/>
@@ -1311,6 +1283,7 @@
                   <w:checkBox>
                     <w:sizeAuto/>
                     <w:default w:val="1"/>
+                    <w:checked w:val="1"/>
                   </w:checkBox>
                 </w:ffData>
               </w:fldChar>
@@ -1340,6 +1313,7 @@
                   <w:checkBox>
                     <w:sizeAuto/>
                     <w:default w:val="0"/>
+                    <w:checked w:val="0"/>
                   </w:checkBox>
                 </w:ffData>
               </w:fldChar>
@@ -1473,6 +1447,7 @@
                   <w:checkBox>
                     <w:sizeAuto/>
                     <w:default w:val="0"/>
+                    <w:checked w:val="0"/>
                   </w:checkBox>
                 </w:ffData>
               </w:fldChar>
@@ -1501,7 +1476,8 @@
                   <w:calcOnExit w:val="0"/>
                   <w:checkBox>
                     <w:sizeAuto/>
-                    <w:default w:val="0"/>
+                    <w:default w:val="1"/>
+                    <w:checked w:val="1"/>
                   </w:checkBox>
                 </w:ffData>
               </w:fldChar>
@@ -1977,13 +1953,6 @@
           </w:tcPr>
           <w:p>
             <w:r>
-              <w:r>
-                <w:rPr>
-                  <w:rFonts w:ascii="Wingdings" w:hAnsi="Wingdings"/>
-                  <w:noProof/>
-                </w:rPr>
-                <w:t>þ</w:t>
-              </w:r>
               <w:fldChar w:fldCharType="begin">
                 <w:ffData>
                   <w:name w:val="Check1"/>
@@ -1992,6 +1961,7 @@
                   <w:checkBox>
                     <w:sizeAuto/>
                     <w:default w:val="1"/>
+                    <w:checked w:val="1"/>
                   </w:checkBox>
                 </w:ffData>
               </w:fldChar>
@@ -2021,6 +1991,7 @@
                   <w:checkBox>
                     <w:sizeAuto/>
                     <w:default w:val="0"/>
+                    <w:checked w:val="0"/>
                   </w:checkBox>
                 </w:ffData>
               </w:fldChar>
@@ -2080,13 +2051,6 @@
           </w:tcPr>
           <w:p>
             <w:r>
-              <w:r>
-                <w:rPr>
-                  <w:rFonts w:ascii="Wingdings" w:hAnsi="Wingdings"/>
-                  <w:noProof/>
-                </w:rPr>
-                <w:t>þ</w:t>
-              </w:r>
               <w:fldChar w:fldCharType="begin">
                 <w:ffData>
                   <w:name w:val="Check1"/>
@@ -2095,6 +2059,7 @@
                   <w:checkBox>
                     <w:sizeAuto/>
                     <w:default w:val="1"/>
+                    <w:checked w:val="1"/>
                   </w:checkBox>
                 </w:ffData>
               </w:fldChar>
@@ -2124,6 +2089,7 @@
                   <w:checkBox>
                     <w:sizeAuto/>
                     <w:default w:val="0"/>
+                    <w:checked w:val="0"/>
                   </w:checkBox>
                 </w:ffData>
               </w:fldChar>
@@ -2163,13 +2129,6 @@
           </w:tcPr>
           <w:p>
             <w:r>
-              <w:r>
-                <w:rPr>
-                  <w:rFonts w:ascii="Wingdings" w:hAnsi="Wingdings"/>
-                  <w:noProof/>
-                </w:rPr>
-                <w:t>þ</w:t>
-              </w:r>
               <w:fldChar w:fldCharType="begin">
                 <w:ffData>
                   <w:name w:val="Check1"/>
@@ -2178,6 +2137,7 @@
                   <w:checkBox>
                     <w:sizeAuto/>
                     <w:default w:val="1"/>
+                    <w:checked w:val="1"/>
                   </w:checkBox>
                 </w:ffData>
               </w:fldChar>
@@ -2207,6 +2167,7 @@
                   <w:checkBox>
                     <w:sizeAuto/>
                     <w:default w:val="0"/>
+                    <w:checked w:val="0"/>
                   </w:checkBox>
                 </w:ffData>
               </w:fldChar>
@@ -2246,13 +2207,6 @@
           </w:tcPr>
           <w:p>
             <w:r>
-              <w:r>
-                <w:rPr>
-                  <w:rFonts w:ascii="Wingdings" w:hAnsi="Wingdings"/>
-                  <w:noProof/>
-                </w:rPr>
-                <w:t>þ</w:t>
-              </w:r>
               <w:fldChar w:fldCharType="begin">
                 <w:ffData>
                   <w:name w:val="Check1"/>
@@ -2261,6 +2215,7 @@
                   <w:checkBox>
                     <w:sizeAuto/>
                     <w:default w:val="1"/>
+                    <w:checked w:val="1"/>
                   </w:checkBox>
                 </w:ffData>
               </w:fldChar>
@@ -2290,6 +2245,7 @@
                   <w:checkBox>
                     <w:sizeAuto/>
                     <w:default w:val="0"/>
+                    <w:checked w:val="0"/>
                   </w:checkBox>
                 </w:ffData>
               </w:fldChar>
@@ -2324,6 +2280,7 @@
                   <w:checkBox>
                     <w:sizeAuto/>
                     <w:default w:val="0"/>
+                    <w:checked w:val="0"/>
                   </w:checkBox>
                 </w:ffData>
               </w:fldChar>
@@ -2363,13 +2320,6 @@
           </w:tcPr>
           <w:p>
             <w:r>
-              <w:r>
-                <w:rPr>
-                  <w:rFonts w:ascii="Wingdings" w:hAnsi="Wingdings"/>
-                  <w:noProof/>
-                </w:rPr>
-                <w:t>þ</w:t>
-              </w:r>
               <w:fldChar w:fldCharType="begin">
                 <w:ffData>
                   <w:name w:val="Check1"/>
@@ -2378,6 +2328,7 @@
                   <w:checkBox>
                     <w:sizeAuto/>
                     <w:default w:val="1"/>
+                    <w:checked w:val="1"/>
                   </w:checkBox>
                 </w:ffData>
               </w:fldChar>
@@ -2407,6 +2358,7 @@
                   <w:checkBox>
                     <w:sizeAuto/>
                     <w:default w:val="0"/>
+                    <w:checked w:val="0"/>
                   </w:checkBox>
                 </w:ffData>
               </w:fldChar>
@@ -2456,13 +2408,6 @@
           </w:tcPr>
           <w:p>
             <w:r>
-              <w:r>
-                <w:rPr>
-                  <w:rFonts w:ascii="Wingdings" w:hAnsi="Wingdings"/>
-                  <w:noProof/>
-                </w:rPr>
-                <w:t>þ</w:t>
-              </w:r>
               <w:fldChar w:fldCharType="begin">
                 <w:ffData>
                   <w:name w:val="Check1"/>
@@ -2471,6 +2416,7 @@
                   <w:checkBox>
                     <w:sizeAuto/>
                     <w:default w:val="1"/>
+                    <w:checked w:val="1"/>
                   </w:checkBox>
                 </w:ffData>
               </w:fldChar>
@@ -2500,6 +2446,7 @@
                   <w:checkBox>
                     <w:sizeAuto/>
                     <w:default w:val="0"/>
+                    <w:checked w:val="0"/>
                   </w:checkBox>
                 </w:ffData>
               </w:fldChar>
@@ -2548,13 +2495,6 @@
           </w:tcPr>
           <w:p>
             <w:r>
-              <w:r>
-                <w:rPr>
-                  <w:rFonts w:ascii="Wingdings" w:hAnsi="Wingdings"/>
-                  <w:noProof/>
-                </w:rPr>
-                <w:t>þ</w:t>
-              </w:r>
               <w:fldChar w:fldCharType="begin">
                 <w:ffData>
                   <w:name w:val="Check1"/>
@@ -2563,6 +2503,7 @@
                   <w:checkBox>
                     <w:sizeAuto/>
                     <w:default w:val="1"/>
+                    <w:checked w:val="1"/>
                   </w:checkBox>
                 </w:ffData>
               </w:fldChar>
@@ -2592,6 +2533,7 @@
                   <w:checkBox>
                     <w:sizeAuto/>
                     <w:default w:val="0"/>
+                    <w:checked w:val="0"/>
                   </w:checkBox>
                 </w:ffData>
               </w:fldChar>
@@ -2784,6 +2726,7 @@
                   <w:checkBox>
                     <w:sizeAuto/>
                     <w:default w:val="0"/>
+                    <w:checked w:val="0"/>
                   </w:checkBox>
                 </w:ffData>
               </w:fldChar>
@@ -2812,7 +2755,8 @@
                   <w:calcOnExit w:val="0"/>
                   <w:checkBox>
                     <w:sizeAuto/>
-                    <w:default w:val="0"/>
+                    <w:default w:val="1"/>
+                    <w:checked w:val="1"/>
                   </w:checkBox>
                 </w:ffData>
               </w:fldChar>
@@ -2860,6 +2804,7 @@
                   <w:checkBox>
                     <w:sizeAuto/>
                     <w:default w:val="0"/>
+                    <w:checked w:val="0"/>
                   </w:checkBox>
                 </w:ffData>
               </w:fldChar>
@@ -2888,7 +2833,8 @@
                   <w:calcOnExit w:val="0"/>
                   <w:checkBox>
                     <w:sizeAuto/>
-                    <w:default w:val="0"/>
+                    <w:default w:val="1"/>
+                    <w:checked w:val="1"/>
                   </w:checkBox>
                 </w:ffData>
               </w:fldChar>
@@ -2939,6 +2885,7 @@
                   <w:checkBox>
                     <w:sizeAuto/>
                     <w:default w:val="0"/>
+                    <w:checked w:val="0"/>
                   </w:checkBox>
                 </w:ffData>
               </w:fldChar>
@@ -2967,7 +2914,8 @@
                   <w:calcOnExit w:val="0"/>
                   <w:checkBox>
                     <w:sizeAuto/>
-                    <w:default w:val="0"/>
+                    <w:default w:val="1"/>
+                    <w:checked w:val="1"/>
                   </w:checkBox>
                 </w:ffData>
               </w:fldChar>
@@ -3159,6 +3107,7 @@
                   <w:checkBox>
                     <w:sizeAuto/>
                     <w:default w:val="0"/>
+                    <w:checked w:val="0"/>
                   </w:checkBox>
                 </w:ffData>
               </w:fldChar>
@@ -3187,7 +3136,8 @@
                   <w:calcOnExit w:val="0"/>
                   <w:checkBox>
                     <w:sizeAuto/>
-                    <w:default w:val="0"/>
+                    <w:default w:val="1"/>
+                    <w:checked w:val="1"/>
                   </w:checkBox>
                 </w:ffData>
               </w:fldChar>
@@ -3481,6 +3431,7 @@
                   <w:checkBox>
                     <w:sizeAuto/>
                     <w:default w:val="0"/>
+                    <w:checked w:val="0"/>
                   </w:checkBox>
                 </w:ffData>
               </w:fldChar>
@@ -3509,7 +3460,8 @@
                   <w:calcOnExit w:val="0"/>
                   <w:checkBox>
                     <w:sizeAuto/>
-                    <w:default w:val="0"/>
+                    <w:default w:val="1"/>
+                    <w:checked w:val="1"/>
                   </w:checkBox>
                 </w:ffData>
               </w:fldChar>
@@ -3565,6 +3517,7 @@
                   <w:checkBox>
                     <w:sizeAuto/>
                     <w:default w:val="0"/>
+                    <w:checked w:val="0"/>
                   </w:checkBox>
                 </w:ffData>
               </w:fldChar>
@@ -3593,7 +3546,8 @@
                   <w:calcOnExit w:val="0"/>
                   <w:checkBox>
                     <w:sizeAuto/>
-                    <w:default w:val="0"/>
+                    <w:default w:val="1"/>
+                    <w:checked w:val="1"/>
                   </w:checkBox>
                 </w:ffData>
               </w:fldChar>
@@ -7883,6 +7837,7 @@
                   <w:checkBox>
                     <w:sizeAuto/>
                     <w:default w:val="0"/>
+                    <w:checked w:val="0"/>
                   </w:checkBox>
                 </w:ffData>
               </w:fldChar>
@@ -7951,6 +7906,7 @@
                   <w:checkBox>
                     <w:sizeAuto/>
                     <w:default w:val="0"/>
+                    <w:checked w:val="0"/>
                   </w:checkBox>
                 </w:ffData>
               </w:fldChar>
@@ -8018,7 +7974,8 @@
                   <w:calcOnExit w:val="0"/>
                   <w:checkBox>
                     <w:sizeAuto/>
-                    <w:default w:val="0"/>
+                    <w:default w:val="1"/>
+                    <w:checked w:val="1"/>
                   </w:checkBox>
                 </w:ffData>
               </w:fldChar>
@@ -8755,13 +8712,6 @@
               <w:pStyle w:val="ListCheckBox"/>
             </w:pPr>
             <w:r>
-              <w:r>
-                <w:rPr>
-                  <w:rFonts w:ascii="Wingdings" w:hAnsi="Wingdings"/>
-                  <w:noProof/>
-                </w:rPr>
-                <w:t>þ</w:t>
-              </w:r>
               <w:fldChar w:fldCharType="begin">
                 <w:ffData>
                   <w:name w:val="Check1"/>
@@ -8770,6 +8720,7 @@
                   <w:checkBox>
                     <w:sizeAuto/>
                     <w:default w:val="1"/>
+                    <w:checked w:val="1"/>
                   </w:checkBox>
                 </w:ffData>
               </w:fldChar>
@@ -10043,13 +9994,6 @@
               <w:pStyle w:val="ListCheckBox"/>
             </w:pPr>
             <w:r>
-              <w:r>
-                <w:rPr>
-                  <w:rFonts w:ascii="Wingdings" w:hAnsi="Wingdings"/>
-                  <w:noProof/>
-                </w:rPr>
-                <w:t>þ</w:t>
-              </w:r>
               <w:fldChar w:fldCharType="begin">
                 <w:ffData>
                   <w:name w:val="Check1"/>
@@ -10058,6 +10002,7 @@
                   <w:checkBox>
                     <w:sizeAuto/>
                     <w:default w:val="1"/>
+                    <w:checked w:val="1"/>
                   </w:checkBox>
                 </w:ffData>
               </w:fldChar>
@@ -10083,13 +10028,6 @@
               <w:pStyle w:val="ListCheckBox"/>
             </w:pPr>
             <w:r>
-              <w:r>
-                <w:rPr>
-                  <w:rFonts w:ascii="Wingdings" w:hAnsi="Wingdings"/>
-                  <w:noProof/>
-                </w:rPr>
-                <w:t>þ</w:t>
-              </w:r>
               <w:fldChar w:fldCharType="begin">
                 <w:ffData>
                   <w:name w:val="Check1"/>
@@ -10098,6 +10036,7 @@
                   <w:checkBox>
                     <w:sizeAuto/>
                     <w:default w:val="1"/>
+                    <w:checked w:val="1"/>
                   </w:checkBox>
                 </w:ffData>
               </w:fldChar>
@@ -10123,13 +10062,6 @@
               <w:pStyle w:val="ListCheckBox"/>
             </w:pPr>
             <w:r>
-              <w:r>
-                <w:rPr>
-                  <w:rFonts w:ascii="Wingdings" w:hAnsi="Wingdings"/>
-                  <w:noProof/>
-                </w:rPr>
-                <w:t>þ</w:t>
-              </w:r>
               <w:fldChar w:fldCharType="begin">
                 <w:ffData>
                   <w:name w:val="Check1"/>
@@ -10138,6 +10070,7 @@
                   <w:checkBox>
                     <w:sizeAuto/>
                     <w:default w:val="1"/>
+                    <w:checked w:val="1"/>
                   </w:checkBox>
                 </w:ffData>
               </w:fldChar>
@@ -10163,13 +10096,6 @@
               <w:pStyle w:val="ListCheckBox"/>
             </w:pPr>
             <w:r>
-              <w:r>
-                <w:rPr>
-                  <w:rFonts w:ascii="Wingdings" w:hAnsi="Wingdings"/>
-                  <w:noProof/>
-                </w:rPr>
-                <w:t>þ</w:t>
-              </w:r>
               <w:fldChar w:fldCharType="begin">
                 <w:ffData>
                   <w:name w:val="Check1"/>
@@ -10178,6 +10104,7 @@
                   <w:checkBox>
                     <w:sizeAuto/>
                     <w:default w:val="1"/>
+                    <w:checked w:val="1"/>
                   </w:checkBox>
                 </w:ffData>
               </w:fldChar>
@@ -10402,19 +10329,10 @@
               <w:fldChar w:fldCharType="separate"/>
             </w:r>
             <w:r>
-              <w:t> </w:t>
-            </w:r>
-            <w:r>
-              <w:t> </w:t>
-            </w:r>
-            <w:r>
-              <w:t> </w:t>
-            </w:r>
-            <w:r>
-              <w:t> </w:t>
-            </w:r>
-            <w:r>
-              <w:t> </w:t>
+              <w:rPr>
+                <w:noProof/>
+              </w:rPr>
+              <w:t xml:space="preserve">Priya Shah (signed electronically on 30/10/2026)</w:t>
             </w:r>
             <w:r>
               <w:fldChar w:fldCharType="end"/>

--- a/docs/templates/samples/piesa-mapping/case-3-electrician-at-start.docx
+++ b/docs/templates/samples/piesa-mapping/case-3-electrician-at-start.docx
@@ -8739,6 +8739,59 @@
             </w:r>
             <w:r>
               <w:t>I declare that all information contained in and attached to this form is correct and not misleading by inclusion or omission</w:t>
+            </w:r>
+          </w:p>
+          <w:p>
+            <w:pPr>
+              <w:spacing w:before="60" w:after="60" w:line="240" w:lineRule="auto"/>
+            </w:pPr>
+            <w:r>
+              <w:rPr>
+                <w:noProof/>
+              </w:rPr>
+              <w:drawing>
+                <wp:inline distT="0" distB="0" distL="0" distR="0">
+                  <wp:extent cx="1980000" cy="605000"/>
+                  <wp:docPr id="3360001" name="Signature 1" descr="Signature 1"/>
+                  <wp:cNvGraphicFramePr>
+                    <a:graphicFrameLocks xmlns:a="http://schemas.openxmlformats.org/drawingml/2006/main" noChangeAspect="1"/>
+                  </wp:cNvGraphicFramePr>
+                  <a:graphic xmlns:a="http://schemas.openxmlformats.org/drawingml/2006/main">
+                    <a:graphicData uri="http://schemas.openxmlformats.org/drawingml/2006/picture">
+                      <pic:pic xmlns:pic="http://schemas.openxmlformats.org/drawingml/2006/picture">
+                        <pic:nvPicPr>
+                          <pic:cNvPr id="3360001" name="Signature 1"/>
+                          <pic:cNvPicPr/>
+                        </pic:nvPicPr>
+                        <pic:blipFill>
+                          <a:blip r:embed="rIdHivSignature1"/>
+                          <a:stretch>
+                            <a:fillRect/>
+                          </a:stretch>
+                        </pic:blipFill>
+                        <pic:spPr>
+                          <a:xfrm>
+                            <a:off x="0" y="0"/>
+                            <a:ext cx="1980000" cy="605000"/>
+                          </a:xfrm>
+                          <a:prstGeom prst="rect">
+                            <a:avLst/>
+                          </a:prstGeom>
+                        </pic:spPr>
+                      </pic:pic>
+                    </a:graphicData>
+                  </a:graphic>
+                </wp:inline>
+              </w:drawing>
+            </w:r>
+            <w:r>
+              <w:br/>
+            </w:r>
+            <w:r>
+              <w:rPr>
+                <w:noProof/>
+              </w:rPr>
+              <w:t xml:space="preserve">Signed in Mitti on 29/10/2026</w:t>
             </w:r>
           </w:p>
         </w:tc>
